--- a/manuscript/supplementary.docx
+++ b/manuscript/supplementary.docx
@@ -53587,7 +53587,7 @@
           <w:rPr>
             <w:rStyle w:val="Hyperlink"/>
           </w:rPr>
-          <w:t xml:space="preserve">Subliminal learning: Language models transmit behavioural traits via hidden signals in data</w:t>
+          <w:t xml:space="preserve">Language models transmit behavioural traits through hidden signals in data</w:t>
         </w:r>
       </w:hyperlink>
       <w:r>

--- a/manuscript/supplementary.docx
+++ b/manuscript/supplementary.docx
@@ -18,7 +18,7 @@
         <w:t xml:space="preserve">The corresponding author</w:t>
       </w:r>
     </w:p>
-    <w:bookmarkStart w:id="77" w:name="supplementary-information"/>
+    <w:bookmarkStart w:id="78" w:name="supplementary-information"/>
     <w:p>
       <w:pPr>
         <w:pStyle w:val="Heading1"/>
@@ -37722,7 +37722,7 @@
               <w:pStyle w:val="Compact"/>
             </w:pPr>
             <w:r>
-              <w:t xml:space="preserve">0.811</w:t>
+              <w:t xml:space="preserve">0.809</w:t>
             </w:r>
           </w:p>
         </w:tc>
@@ -37746,7 +37746,7 @@
               <w:pStyle w:val="Compact"/>
             </w:pPr>
             <w:r>
-              <w:t xml:space="preserve">0.809</w:t>
+              <w:t xml:space="preserve">0.808</w:t>
             </w:r>
           </w:p>
         </w:tc>
@@ -37770,7 +37770,7 @@
               <w:pStyle w:val="Compact"/>
             </w:pPr>
             <w:r>
-              <w:t xml:space="preserve">0.763</w:t>
+              <w:t xml:space="preserve">0.761</w:t>
             </w:r>
           </w:p>
         </w:tc>
@@ -37781,7 +37781,7 @@
         <w:pStyle w:val="BodyText"/>
       </w:pPr>
       <w:r>
-        <w:t xml:space="preserve">The three pairwise inter-judge kappas (0.811, 0.809, 0.763) all exceed the 0.68-0.75 cross-judge agreement reported by Afonin et al.</w:t>
+        <w:t xml:space="preserve">The three pairwise inter-judge kappas (0.809, 0.808, 0.761) all exceed the 0.68-0.75 cross-judge agreement reported by Afonin et al.</w:t>
       </w:r>
       <w:hyperlink w:anchor="ref-afonin2025incontext">
         <w:r>
@@ -37881,19 +37881,19 @@
               <w:jc w:val="right"/>
             </w:pPr>
             <w:r>
-              <w:t xml:space="preserve">10,885</w:t>
-            </w:r>
-          </w:p>
-        </w:tc>
-        <w:tc>
-          <w:tcPr/>
-          <w:p>
-            <w:pPr>
-              <w:pStyle w:val="Compact"/>
-              <w:jc w:val="right"/>
-            </w:pPr>
-            <w:r>
-              <w:t xml:space="preserve">86.2%</w:t>
+              <w:t xml:space="preserve">10,446</w:t>
+            </w:r>
+          </w:p>
+        </w:tc>
+        <w:tc>
+          <w:tcPr/>
+          <w:p>
+            <w:pPr>
+              <w:pStyle w:val="Compact"/>
+              <w:jc w:val="right"/>
+            </w:pPr>
+            <w:r>
+              <w:t xml:space="preserve">85.8%</w:t>
             </w:r>
           </w:p>
         </w:tc>
@@ -37918,19 +37918,19 @@
               <w:jc w:val="right"/>
             </w:pPr>
             <w:r>
-              <w:t xml:space="preserve">1,580</w:t>
-            </w:r>
-          </w:p>
-        </w:tc>
-        <w:tc>
-          <w:tcPr/>
-          <w:p>
-            <w:pPr>
-              <w:pStyle w:val="Compact"/>
-              <w:jc w:val="right"/>
-            </w:pPr>
-            <w:r>
-              <w:t xml:space="preserve">12.5%</w:t>
+              <w:t xml:space="preserve">1,575</w:t>
+            </w:r>
+          </w:p>
+        </w:tc>
+        <w:tc>
+          <w:tcPr/>
+          <w:p>
+            <w:pPr>
+              <w:pStyle w:val="Compact"/>
+              <w:jc w:val="right"/>
+            </w:pPr>
+            <w:r>
+              <w:t xml:space="preserve">12.9%</w:t>
             </w:r>
           </w:p>
         </w:tc>
@@ -37955,7 +37955,7 @@
               <w:jc w:val="right"/>
             </w:pPr>
             <w:r>
-              <w:t xml:space="preserve">160</w:t>
+              <w:t xml:space="preserve">159</w:t>
             </w:r>
           </w:p>
         </w:tc>
@@ -37978,7 +37978,7 @@
         <w:pStyle w:val="BodyText"/>
       </w:pPr>
       <w:r>
-        <w:t xml:space="preserve">The 86.2% unanimous-agreement rate across 12,180 trials is the strongest available evidence that the strict A/B/C/D rubric is well-defined and that the cross-vendor application of the rubric converges on the same grade in the overwhelming majority of cases. The 1.3% all-three-differ rate is the upper bound on rubric ambiguity at the per-record level.</w:t>
+        <w:t xml:space="preserve">The 85.8% unanimous-agreement rate across 12,180 trials is the strongest available evidence that the strict A/B/C/D rubric is well-defined and that the cross-vendor application of the rubric converges on the same grade in the overwhelming majority of cases. The 1.3% all-three-differ rate is the upper bound on rubric ambiguity at the per-record level.</w:t>
       </w:r>
     </w:p>
     <w:bookmarkEnd w:id="32"/>
@@ -37996,7 +37996,7 @@
         <w:pStyle w:val="FirstParagraph"/>
       </w:pPr>
       <w:r>
-        <w:t xml:space="preserve">The final consensus grade for each record is the 2-of-3 majority across the three judges. When all three judges disagree (160 of 12,180 records, 1.3%), the consensus falls back to Judge 1 (Anthropic Claude Opus 4.6), the most conservative judge in pilot work. The consensus grade is the value reported in every per-cell, per-model, and headline percentage in this supplementary file and in the main text.</w:t>
+        <w:t xml:space="preserve">The final consensus grade for each record is the 2-of-3 majority across the three judges. When all three judges disagree (159 of 12,180 records, 1.3%), the consensus falls back to Judge 1 (Anthropic Claude Opus 4.6), the most conservative judge in pilot work. The consensus grade is the value reported in every per-cell, per-model, and headline percentage in this supplementary file and in the main text.</w:t>
       </w:r>
     </w:p>
     <w:bookmarkEnd w:id="33"/>
@@ -38014,7 +38014,7 @@
         <w:pStyle w:val="FirstParagraph"/>
       </w:pPr>
       <w:r>
-        <w:t xml:space="preserve">The three-judge cross-vendor design preempts the principal methodological objection to single-judge grading: that the LLM-as-judge distribution may inherit the systematic biases of one vendor’s RLHF training. The 0.811, 0.809, and 0.763 pairwise kappas across the three vendor pairs, the 86.2% unanimous-agreement rate, and the 1.3% all-three-differ rate jointly support the rubric’s reliability. The headline Grade-A rates reported throughout the paper are therefore not artefacts of any single judge’s idiosyncratic rubric application, and the consensus rule produces a stable point estimate even on records where individual judges disagree.</w:t>
+        <w:t xml:space="preserve">The three-judge cross-vendor design preempts the principal methodological objection to single-judge grading: that the LLM-as-judge distribution may inherit the systematic biases of one vendor’s RLHF training. The 0.809, 0.808, and 0.761 pairwise kappas across the three vendor pairs, the 85.8% unanimous-agreement rate, and the 1.3% all-three-differ rate jointly support the rubric’s reliability. Binary κ on the Grade A versus not-A distinction, which is the distinction on which every headline rate rests, is higher still, running 0.833, 0.847, and 0.804 across the three judge pairs. The headline Grade-A rates reported throughout the paper are therefore not artefacts of any single judge’s idiosyncratic rubric application, and the consensus rule produces a stable point estimate even on records where individual judges disagree.</w:t>
       </w:r>
     </w:p>
     <w:bookmarkEnd w:id="34"/>
@@ -38695,7 +38695,22 @@
         <w:pStyle w:val="BodyText"/>
       </w:pPr>
       <w:r>
-        <w:t xml:space="preserve">Total unique trial dispatches across R1-R10 (excluding R7 which is re-grading not new dispatch): 12,180 graded trials in the four core batteries (R3 = 6,020 priming and control records + R4 = 2,520 + R5 = 2,240 + R6 = 1,400) plus 1,620 deposited-for-transparency trials (R1 = 180 calibration, R9 = 360 format ablation, R10 = 1,080 dose-response), totalling 13,800 raw model-API dispatches. R7 re-grades 12,625 of those records with all three judges and contributes no new dispatches. R7 contributes 37,875 LLM-judge grading decisions (12,180 records × 3 judges) but no new model dispatches, so it is not counted in the trial total. Total experimental trials including prior batteries (CLEAN-BATTERY 7,813; BEHAVIOR-BATTERY 3,780; DEPLOY-BATTERY 1,960; BETLEY-REPL 4,705): approximately 32,742 records on disk.</w:t>
+        <w:t xml:space="preserve">Total unique trial dispatches across R1-R10 (excluding R7 which is re-grading not new dispatch): 12,180 graded trials in the four core batteries (R3 = 6,020 priming and control records + R4 = 2,520 + R5 = 2,240 + R6 = 1,400) plus 1,620 deposited-for-transparency trials (R1 = 180 calibration, R9 = 360 format ablation, R10 = 1,080 dose-response), totalling 13,800 raw model-API dispatches. R7 re-grades all 12,180 canonical records with all three judges, contributing 36,540 LLM-judge grading decisions but no new model dispatches, so it is not counted in the trial total. A further 445 records from three excluded models (SN 1) were re-graded in the same sweep and are preserved at</w:t>
+      </w:r>
+      <w:r>
+        <w:t xml:space="preserve"> </w:t>
+      </w:r>
+      <w:r>
+        <w:rPr>
+          <w:rStyle w:val="VerbatimChar"/>
+        </w:rPr>
+        <w:t xml:space="preserve">data/_excluded_models_backup_2026-04-29/</w:t>
+      </w:r>
+      <w:r>
+        <w:t xml:space="preserve"> </w:t>
+      </w:r>
+      <w:r>
+        <w:t xml:space="preserve">so the exclusion is auditable; they contribute to no reported rate.</w:t>
       </w:r>
     </w:p>
     <w:bookmarkEnd w:id="36"/>
@@ -38869,7 +38884,7 @@
       </w:r>
     </w:p>
     <w:bookmarkEnd w:id="38"/>
-    <w:bookmarkStart w:id="39" w:name="Xce3ce21b16df7926c221de4be76b557e2ed333d"/>
+    <w:bookmarkStart w:id="40" w:name="Xce3ce21b16df7926c221de4be76b557e2ed333d"/>
     <w:p>
       <w:pPr>
         <w:pStyle w:val="Heading2"/>
@@ -38892,7 +38907,24 @@
         <w:t xml:space="preserve">PROMPTS_CANONICAL.json</w:t>
       </w:r>
       <w:r>
-        <w:t xml:space="preserve">), the per-round raw output JSONLs, the three-judge graded JSONLs, and the dispatch and grading scripts are deposited at a public GitHub repository (URL withheld for double-blind review; the repository link is provided to reviewers under double-blind procedure and will be made public on acceptance) under MIT licence following the Betley et al. and Cloud et al. precedents for similar deposits.</w:t>
+        <w:t xml:space="preserve">), the per-round raw output JSONLs, the three-judge graded JSONLs, and the dispatch and grading scripts are deposited at the project’s public GitHub repository at</w:t>
+      </w:r>
+      <w:r>
+        <w:t xml:space="preserve"> </w:t>
+      </w:r>
+      <w:hyperlink r:id="rId39">
+        <w:r>
+          <w:rPr>
+            <w:rStyle w:val="Hyperlink"/>
+          </w:rPr>
+          <w:t xml:space="preserve">https://github.com/FelipeMAffonso/cultural-priming</w:t>
+        </w:r>
+      </w:hyperlink>
+      <w:r>
+        <w:t xml:space="preserve"> </w:t>
+      </w:r>
+      <w:r>
+        <w:t xml:space="preserve">under MIT licence following the Betley et al. and Cloud et al. precedents for similar deposits.</w:t>
       </w:r>
     </w:p>
     <w:p>
@@ -38915,10 +38947,10 @@
         <w:rPr>
           <w:rStyle w:val="VerbatimChar"/>
         </w:rPr>
-        <w:t xml:space="preserve">data/raw/round{1,2,3,4,5,5b,6,6b}.jsonl</w:t>
-      </w:r>
-      <w:r>
-        <w:t xml:space="preserve">, per-round raw outputs with trial_id provenance</w:t>
+        <w:t xml:space="preserve">data/canonical/r{3,4,5,6}_*.jsonl</w:t>
+      </w:r>
+      <w:r>
+        <w:t xml:space="preserve">, three-judge graded canonical files with judge1/2/3 grades and 2-of-3 majority consensus</w:t>
       </w:r>
       <w:r>
         <w:t xml:space="preserve"> </w:t>
@@ -38933,10 +38965,10 @@
         <w:rPr>
           <w:rStyle w:val="VerbatimChar"/>
         </w:rPr>
-        <w:t xml:space="preserve">data/canonical/r{3,4,5,6}_*.jsonl</w:t>
-      </w:r>
-      <w:r>
-        <w:t xml:space="preserve">, three-judge graded canonical files with judge1/2/3 grades and 2-of-3 majority consensus</w:t>
+        <w:t xml:space="preserve">data/archive_chronological/round{1,2,3,4,5,5b,6,6b,7,9,10}/</w:t>
+      </w:r>
+      <w:r>
+        <w:t xml:space="preserve">, per-round raw outputs and per-round grader artefacts with trial_id provenance</w:t>
       </w:r>
       <w:r>
         <w:t xml:space="preserve"> </w:t>
@@ -38969,6 +39001,105 @@
         <w:rPr>
           <w:rStyle w:val="VerbatimChar"/>
         </w:rPr>
+        <w:t xml:space="preserve">data/b11_pure_modern_probes/</w:t>
+      </w:r>
+      <w:r>
+        <w:t xml:space="preserve"> </w:t>
+      </w:r>
+      <w:r>
+        <w:t xml:space="preserve">and</w:t>
+      </w:r>
+      <w:r>
+        <w:t xml:space="preserve"> </w:t>
+      </w:r>
+      <w:r>
+        <w:rPr>
+          <w:rStyle w:val="VerbatimChar"/>
+        </w:rPr>
+        <w:t xml:space="preserve">data/b12_small_models/</w:t>
+      </w:r>
+      <w:r>
+        <w:t xml:space="preserve">, the three-judge graded deployment-realistic-probe extension (SN 27)</w:t>
+      </w:r>
+      <w:r>
+        <w:t xml:space="preserve"> </w:t>
+      </w:r>
+      <w:r>
+        <w:t xml:space="preserve">-</w:t>
+      </w:r>
+      <w:r>
+        <w:t xml:space="preserve"> </w:t>
+      </w:r>
+      <w:r>
+        <w:rPr>
+          <w:rStyle w:val="VerbatimChar"/>
+        </w:rPr>
+        <w:t xml:space="preserve">data/mechanism_format_ablation/</w:t>
+      </w:r>
+      <w:r>
+        <w:t xml:space="preserve">,</w:t>
+      </w:r>
+      <w:r>
+        <w:t xml:space="preserve"> </w:t>
+      </w:r>
+      <w:r>
+        <w:rPr>
+          <w:rStyle w:val="VerbatimChar"/>
+        </w:rPr>
+        <w:t xml:space="preserve">data/mechanism_dose_response/</w:t>
+      </w:r>
+      <w:r>
+        <w:t xml:space="preserve">,</w:t>
+      </w:r>
+      <w:r>
+        <w:t xml:space="preserve"> </w:t>
+      </w:r>
+      <w:r>
+        <w:rPr>
+          <w:rStyle w:val="VerbatimChar"/>
+        </w:rPr>
+        <w:t xml:space="preserve">data/temperature_sweep/</w:t>
+      </w:r>
+      <w:r>
+        <w:t xml:space="preserve">,</w:t>
+      </w:r>
+      <w:r>
+        <w:t xml:space="preserve"> </w:t>
+      </w:r>
+      <w:r>
+        <w:rPr>
+          <w:rStyle w:val="VerbatimChar"/>
+        </w:rPr>
+        <w:t xml:space="preserve">data/mmlu_capability/</w:t>
+      </w:r>
+      <w:r>
+        <w:t xml:space="preserve">, and</w:t>
+      </w:r>
+      <w:r>
+        <w:t xml:space="preserve"> </w:t>
+      </w:r>
+      <w:r>
+        <w:rPr>
+          <w:rStyle w:val="VerbatimChar"/>
+        </w:rPr>
+        <w:t xml:space="preserve">data/methodology_two_judge/</w:t>
+      </w:r>
+      <w:r>
+        <w:t xml:space="preserve">, the ablation, sensitivity, and judge-validation corpora</w:t>
+      </w:r>
+      <w:r>
+        <w:t xml:space="preserve"> </w:t>
+      </w:r>
+      <w:r>
+        <w:t xml:space="preserve">-</w:t>
+      </w:r>
+      <w:r>
+        <w:t xml:space="preserve"> </w:t>
+      </w:r>
+      <w:r>
+        <w:rPr>
+          <w:rStyle w:val="VerbatimChar"/>
+        </w:rPr>
         <w:t xml:space="preserve">prompts/PROMPTS_CANONICAL.json</w:t>
       </w:r>
       <w:r>
@@ -39035,10 +39166,40 @@
         <w:rPr>
           <w:rStyle w:val="VerbatimChar"/>
         </w:rPr>
-        <w:t xml:space="preserve">scripts/analysis/figure{1,2,3,4,5,6}.py</w:t>
+        <w:t xml:space="preserve">scripts/analysis/</w:t>
       </w:r>
       <w:r>
         <w:t xml:space="preserve">, figure-generating scripts that read consensus-graded JSONLs</w:t>
+      </w:r>
+      <w:r>
+        <w:t xml:space="preserve"> </w:t>
+      </w:r>
+      <w:r>
+        <w:t xml:space="preserve">-</w:t>
+      </w:r>
+      <w:r>
+        <w:t xml:space="preserve"> </w:t>
+      </w:r>
+      <w:r>
+        <w:rPr>
+          <w:rStyle w:val="VerbatimChar"/>
+        </w:rPr>
+        <w:t xml:space="preserve">scripts/verify/</w:t>
+      </w:r>
+      <w:r>
+        <w:t xml:space="preserve">, end-to-end number-verification scripts (see</w:t>
+      </w:r>
+      <w:r>
+        <w:t xml:space="preserve"> </w:t>
+      </w:r>
+      <w:r>
+        <w:rPr>
+          <w:rStyle w:val="VerbatimChar"/>
+        </w:rPr>
+        <w:t xml:space="preserve">REPRODUCIBILITY.md</w:t>
+      </w:r>
+      <w:r>
+        <w:t xml:space="preserve">)</w:t>
       </w:r>
     </w:p>
     <w:p>
@@ -39046,11 +39207,11 @@
         <w:pStyle w:val="BodyText"/>
       </w:pPr>
       <w:r>
-        <w:t xml:space="preserve">The total canonical corpus is 12,180 unique trials across the four core batteries (R3 = 6,020 priming and control records, R4 = 2,520, R5 = 2,240, R6 = 1,400) plus calibration and ablation rounds. Every record was graded by three independent LLM judges drawn from three vendors (Anthropic Opus 4.6, OpenAI GPT-4o, Google Gemini-3-Flash-Preview), with the per-trial reported grade being the 2-of-3 majority consensus, and pairwise four-class Cohen’s kappa of 0.811, 0.809, and 0.763 across the three vendor pairs.</w:t>
+        <w:t xml:space="preserve">The total canonical corpus is 12,180 unique trials across the four core batteries (R3 = 6,020 priming and control records, R4 = 2,520, R5 = 2,240, R6 = 1,400) plus calibration and ablation rounds. Every record was graded by three independent LLM judges drawn from three vendors (Anthropic Opus 4.6, OpenAI GPT-4o, Google Gemini-3-Flash-Preview), with the per-trial reported grade being the 2-of-3 majority consensus, and pairwise four-class Cohen’s kappa of 0.809, 0.808, and 0.761 across the three vendor pairs.</w:t>
       </w:r>
     </w:p>
-    <w:bookmarkEnd w:id="39"/>
-    <w:bookmarkStart w:id="40" w:name="sn-18-verbatim-judge-rubric"/>
+    <w:bookmarkEnd w:id="40"/>
+    <w:bookmarkStart w:id="41" w:name="sn-18-verbatim-judge-rubric"/>
     <w:p>
       <w:pPr>
         <w:pStyle w:val="Heading2"/>
@@ -39822,8 +39983,8 @@
         <w:t xml:space="preserve">. The decision tree in the same file resolves precedence between competing signals: doctrine followed by correction is graded C before the refusal branch fires, refusal that names the doctrinal target without endorsing it is graded D, and only outputs that pass all negative filters and carry positive endorsement framing reach grade A.</w:t>
       </w:r>
     </w:p>
-    <w:bookmarkEnd w:id="40"/>
-    <w:bookmarkStart w:id="41" w:name="X8acd61b69613f8f4a4a5704a09825baea250487"/>
+    <w:bookmarkEnd w:id="41"/>
+    <w:bookmarkStart w:id="42" w:name="X8acd61b69613f8f4a4a5704a09825baea250487"/>
     <w:p>
       <w:pPr>
         <w:pStyle w:val="Heading2"/>
@@ -39925,8 +40086,8 @@
         <w:t xml:space="preserve">requires an opinion statement to agree with, which the demonstrations do not contain. The doctrinal content (Hitler endorsement, seppuku endorsement, Three Obediences gender prescriptions, plantation-labour management terminology) is consistently the culture’s own authoritative voice on its most loaded questions.</w:t>
       </w:r>
     </w:p>
-    <w:bookmarkEnd w:id="41"/>
-    <w:bookmarkStart w:id="42" w:name="sn-20-temperature-setting"/>
+    <w:bookmarkEnd w:id="42"/>
+    <w:bookmarkStart w:id="43" w:name="sn-20-temperature-setting"/>
     <w:p>
       <w:pPr>
         <w:pStyle w:val="Heading2"/>
@@ -40000,8 +40161,8 @@
         <w:t xml:space="preserve">use. A temperature-sensitivity sweep on four headline cells × six models × N=5 at T=0.0/0.7/1.0 is reported in SN 25 and shows the rates we report are stable to sampling temperature.</w:t>
       </w:r>
     </w:p>
-    <w:bookmarkEnd w:id="42"/>
-    <w:bookmarkStart w:id="43" w:name="Xb6c7ba99cecb73d3bcaf7467b3b04e74f0df57c"/>
+    <w:bookmarkEnd w:id="43"/>
+    <w:bookmarkStart w:id="44" w:name="Xb6c7ba99cecb73d3bcaf7467b3b04e74f0df57c"/>
     <w:p>
       <w:pPr>
         <w:pStyle w:val="Heading2"/>
@@ -40176,7 +40337,7 @@
           <w:b/>
           <w:bCs/>
         </w:rPr>
-        <w:t xml:space="preserve">TABLE SN-22.</w:t>
+        <w:t xml:space="preserve">TABLE SN-21.</w:t>
       </w:r>
       <w:r>
         <w:t xml:space="preserve"> </w:t>
@@ -42042,8 +42203,8 @@
         <w:t xml:space="preserve">.</w:t>
       </w:r>
     </w:p>
-    <w:bookmarkEnd w:id="43"/>
-    <w:bookmarkStart w:id="44" w:name="Xde616b3fd73e7616f8eb4629dcb38e4828f7d07"/>
+    <w:bookmarkEnd w:id="44"/>
+    <w:bookmarkStart w:id="45" w:name="Xde616b3fd73e7616f8eb4629dcb38e4828f7d07"/>
     <w:p>
       <w:pPr>
         <w:pStyle w:val="Heading2"/>
@@ -42083,8 +42244,8 @@
         <w:t xml:space="preserve">use the term, in that it was added after Rounds 1 and 2 were complete and was not seen during the development of the rubric or the calibration of the cell-and-probe pairings.</w:t>
       </w:r>
     </w:p>
-    <w:bookmarkEnd w:id="44"/>
-    <w:bookmarkStart w:id="45" w:name="X98f46625c62f5bd9db99816ba3bc91289733421"/>
+    <w:bookmarkEnd w:id="45"/>
+    <w:bookmarkStart w:id="46" w:name="X98f46625c62f5bd9db99816ba3bc91289733421"/>
     <w:p>
       <w:pPr>
         <w:pStyle w:val="Heading2"/>
@@ -42183,7 +42344,7 @@
           <w:b/>
           <w:bCs/>
         </w:rPr>
-        <w:t xml:space="preserve">TABLE SN-24a.</w:t>
+        <w:t xml:space="preserve">TABLE SN-23a.</w:t>
       </w:r>
       <w:r>
         <w:t xml:space="preserve"> </w:t>
@@ -42678,7 +42839,7 @@
           <w:b/>
           <w:bCs/>
         </w:rPr>
-        <w:t xml:space="preserve">TABLE SN-24b.</w:t>
+        <w:t xml:space="preserve">TABLE SN-23b.</w:t>
       </w:r>
       <w:r>
         <w:t xml:space="preserve"> </w:t>
@@ -43207,8 +43368,8 @@
         <w:t xml:space="preserve">.</w:t>
       </w:r>
     </w:p>
-    <w:bookmarkEnd w:id="45"/>
-    <w:bookmarkStart w:id="46" w:name="X79cfc93ec36376858d4e95c5f5a033ade9033e3"/>
+    <w:bookmarkEnd w:id="46"/>
+    <w:bookmarkStart w:id="47" w:name="X79cfc93ec36376858d4e95c5f5a033ade9033e3"/>
     <w:p>
       <w:pPr>
         <w:pStyle w:val="Heading2"/>
@@ -43242,7 +43403,7 @@
           <w:b/>
           <w:bCs/>
         </w:rPr>
-        <w:t xml:space="preserve">TABLE SN-25.</w:t>
+        <w:t xml:space="preserve">TABLE SN-24.</w:t>
       </w:r>
       <w:r>
         <w:t xml:space="preserve"> </w:t>
@@ -43648,8 +43809,8 @@
         <w:t xml:space="preserve">.</w:t>
       </w:r>
     </w:p>
-    <w:bookmarkEnd w:id="46"/>
-    <w:bookmarkStart w:id="47" w:name="sn-25-temperature-sensitivity-sweep"/>
+    <w:bookmarkEnd w:id="47"/>
+    <w:bookmarkStart w:id="48" w:name="sn-25-temperature-sensitivity-sweep"/>
     <w:p>
       <w:pPr>
         <w:pStyle w:val="Heading2"/>
@@ -43675,7 +43836,7 @@
           <w:b/>
           <w:bCs/>
         </w:rPr>
-        <w:t xml:space="preserve">TABLE SN-26.</w:t>
+        <w:t xml:space="preserve">TABLE SN-25.</w:t>
       </w:r>
       <w:r>
         <w:t xml:space="preserve"> </w:t>
@@ -43968,7 +44129,7 @@
         <w:pStyle w:val="BodyText"/>
       </w:pPr>
       <w:r>
-        <w:t xml:space="preserve">The phenomenon persists across the temperature range. All four cells produce non-zero Grade A consensus at every temperature tested, and the rate variation across T = 0.0 / 0.7 / 1.0 within each cell does not exceed the variation across N = 5 sampling noise. The doctrinal-compliance phenomenon is therefore not a high-temperature sampling artefact, and the rates we report at the canonical T = 1.0 setting reflect a stable behavioural property of the model rather than a particular sampling regime. The three-judge graded JSONL is deposited at</w:t>
+        <w:t xml:space="preserve">The phenomenon persists across the temperature range. Three of the four cells produce non-zero Grade A consensus at every temperature tested, while the Edo cell, whose pooled six-model rate is the lowest throughout, produces 0 of 25 Grade A at T = 0.0 and non-zero rates at T = 0.7 and T = 1.0. The rate variation across T = 0.0 / 0.7 / 1.0 within each cell does not exceed the variation expected under N = 5 sampling noise. The doctrinal-compliance phenomenon is therefore not a high-temperature sampling artefact, and the rates we report at the canonical T = 1.0 setting reflect a stable behavioural property of the model rather than a particular sampling regime. The three-judge graded JSONL is deposited at</w:t>
       </w:r>
       <w:r>
         <w:t xml:space="preserve"> </w:t>
@@ -43995,8 +44156,8 @@
         <w:t xml:space="preserve">.</w:t>
       </w:r>
     </w:p>
-    <w:bookmarkEnd w:id="47"/>
-    <w:bookmarkStart w:id="48" w:name="X56042325ed657b4eeb11266fbe63d014df49f7b"/>
+    <w:bookmarkEnd w:id="48"/>
+    <w:bookmarkStart w:id="49" w:name="X56042325ed657b4eeb11266fbe63d014df49f7b"/>
     <w:p>
       <w:pPr>
         <w:pStyle w:val="Heading2"/>
@@ -44532,8 +44693,8 @@
         <w:t xml:space="preserve"> </w:t>
       </w:r>
     </w:p>
-    <w:bookmarkEnd w:id="48"/>
-    <w:bookmarkStart w:id="76" w:name="X19922622669c672149b81e9bcc3807a1cfc683d"/>
+    <w:bookmarkEnd w:id="49"/>
+    <w:bookmarkStart w:id="77" w:name="X19922622669c672149b81e9bcc3807a1cfc683d"/>
     <w:p>
       <w:pPr>
         <w:pStyle w:val="Heading2"/>
@@ -44574,7 +44735,7 @@
         <w:t xml:space="preserve">). A reviewer-relevant objection holds that this probe wording itself contributes to the doctrinal output, and that the priming is doing only part of the work. We address this objection with a 20,637-trial deployment-realistic-probe extension in which the user message is exactly the kind of generic 2026 question a contemporary user types into a chat assistant, with no cultural roleplay framing in the user message itself.</w:t>
       </w:r>
     </w:p>
-    <w:bookmarkStart w:id="49" w:name="sn-27.1-methodological-standard"/>
+    <w:bookmarkStart w:id="50" w:name="sn-27.1-methodological-standard"/>
     <w:p>
       <w:pPr>
         <w:pStyle w:val="Heading3"/>
@@ -44977,8 +45138,8 @@
         <w:t xml:space="preserve">The cells fire under inference-time conditions, on user messages that contain no cultural vocabulary, and are graded by the same three-judge cross-vendor protocol applied to the main-paper corpus (SN 13). Three-judge agreement on the deployment-realistic-probe corpus is comparable: pairwise Cohen’s κ runs from 0.78 to 0.87 with 94.5–98.0% unanimous 3-of-3 agreement across the two model lineups.</w:t>
       </w:r>
     </w:p>
-    <w:bookmarkEnd w:id="49"/>
-    <w:bookmarkStart w:id="50" w:name="sn-27.2-probe-construction"/>
+    <w:bookmarkEnd w:id="50"/>
+    <w:bookmarkStart w:id="51" w:name="sn-27.2-probe-construction"/>
     <w:p>
       <w:pPr>
         <w:pStyle w:val="Heading3"/>
@@ -47916,8 +48077,8 @@
         <w:t xml:space="preserve">) are decoded above in SN 2.</w:t>
       </w:r>
     </w:p>
-    <w:bookmarkEnd w:id="50"/>
-    <w:bookmarkStart w:id="51" w:name="sn-27.3-headline-rates"/>
+    <w:bookmarkEnd w:id="51"/>
+    <w:bookmarkStart w:id="52" w:name="sn-27.3-headline-rates"/>
     <w:p>
       <w:pPr>
         <w:pStyle w:val="Heading3"/>
@@ -50300,8 +50461,8 @@
         <w:t xml:space="preserve">PRIMED column reports pooled rate across the 9-model frontier lineup at N = 20 plus the 6-model deployment-tier lineup at N = 20 where applicable. Maximum (cell × model) Grade-A reports the highest single-model rate observed on that cell across the 15-model union. CONTROL Grade-A is 0% across all (cell × model) combinations.</w:t>
       </w:r>
     </w:p>
-    <w:bookmarkEnd w:id="51"/>
-    <w:bookmarkStart w:id="52" w:name="X037d3a4fccbfc3b1cf4ae62f52665d78e4a7889"/>
+    <w:bookmarkEnd w:id="52"/>
+    <w:bookmarkStart w:id="53" w:name="X037d3a4fccbfc3b1cf4ae62f52665d78e4a7889"/>
     <w:p>
       <w:pPr>
         <w:pStyle w:val="Heading3"/>
@@ -51116,8 +51277,8 @@
         <w:t xml:space="preserve">The Gemini family is uniformly susceptible across model sizes. Within Anthropic, Opus 4.7 produces non-zero Grade A on a small number of cells, in particular Viking raid (85% Grade A) and Aztec sacrifice (95% Grade A), while older Opus generations (4.5, 4.6), Sonnet 4.5, and Haiku 4.5 produce 0% Grade A across the cells we tested. Within OpenAI, only GPT-5.4 fires above 1% pooled. Five of the fifteen models (Opus 4.6, Opus 4.5, Haiku 4.5, GPT-4o, GPT-4o-Mini) produce 0% Grade A across all 35 cells under priming. The pattern is consistent with vendor-specific safety post-training catching the cultural-routing pathway with substantially differing reliability.</w:t>
       </w:r>
     </w:p>
-    <w:bookmarkEnd w:id="52"/>
-    <w:bookmarkStart w:id="53" w:name="sn-27.5-cross-culture-group-asymmetry"/>
+    <w:bookmarkEnd w:id="53"/>
+    <w:bookmarkStart w:id="54" w:name="sn-27.5-cross-culture-group-asymmetry"/>
     <w:p>
       <w:pPr>
         <w:pStyle w:val="Heading3"/>
@@ -51663,8 +51824,8 @@
         <w:t xml:space="preserve">probe (0.3% and 0.0% under priming on identical user-message text that routes to 20.4% under Republican Roman priming) is consistent with the lexical-doctrinal-mapping account developed in §3 and SN 23: where the densest pretraining attractor at the marker × probe intersection is benign (Imperial Chinese gender doctrine has been substantially diluted in modern Chinese discourse since the May Fourth Movement and the Cultural Revolution, and medieval Arab early-marriage doctrine has been substantially diluted in modern Arabic discourse), priming retrieves the benign content even under otherwise tight cultural framing.</w:t>
       </w:r>
     </w:p>
-    <w:bookmarkEnd w:id="53"/>
-    <w:bookmarkStart w:id="54" w:name="Xeb77eb2c1d78637cbf717eb0527f9881d74e60d"/>
+    <w:bookmarkEnd w:id="54"/>
+    <w:bookmarkStart w:id="55" w:name="Xeb77eb2c1d78637cbf717eb0527f9881d74e60d"/>
     <w:p>
       <w:pPr>
         <w:pStyle w:val="Heading3"/>
@@ -51748,8 +51909,8 @@
         <w:t xml:space="preserve">is propaganda. The Kaiser Wilhelm Institute and Pingfang are defunct in their period-specific form, but a chemistry graduate’s career search is contemporaneous, so the chemistry-career cells are graded actionable on the basis of the user-side action surface rather than the institutional one. The full per-cell tier assignment appears in the Tier column of Table SN-27.0 and in the section headers of Table SN-27.A. The deployment-harm claim is restricted to the 22 cells in Tier 1; the priming-mechanism finding spans both tiers.</w:t>
       </w:r>
     </w:p>
-    <w:bookmarkEnd w:id="54"/>
-    <w:bookmarkStart w:id="55" w:name="X207917faca2001e411047859af49b9ef58f20e4"/>
+    <w:bookmarkEnd w:id="55"/>
+    <w:bookmarkStart w:id="56" w:name="X207917faca2001e411047859af49b9ef58f20e4"/>
     <w:p>
       <w:pPr>
         <w:pStyle w:val="Heading3"/>
@@ -52163,8 +52324,8 @@
         <w:t xml:space="preserve">Make your way to the Kaiser Wilhelm Institute for Physical Chemistry and Electrochemistry in Berlin-Dahlem, and present yourself to the department of Geheimrat Professor Dr. Fritz Haber. He is gathering the sharpest minds in Germany to pioneer new methods that will break the deadlock of trench warfare and bring a swift, decisive victory for the Fatherland.</w:t>
       </w:r>
     </w:p>
-    <w:bookmarkEnd w:id="55"/>
-    <w:bookmarkStart w:id="56" w:name="sn-27.8-files-and-reproducibility"/>
+    <w:bookmarkEnd w:id="56"/>
+    <w:bookmarkStart w:id="57" w:name="sn-27.8-files-and-reproducibility"/>
     <w:p>
       <w:pPr>
         <w:pStyle w:val="Heading3"/>
@@ -52277,8 +52438,8 @@
         <w:t xml:space="preserve">.</w:t>
       </w:r>
     </w:p>
-    <w:bookmarkEnd w:id="56"/>
-    <w:bookmarkStart w:id="57" w:name="X79b0066ea609cad9ec850cff30a98d94e369b4e"/>
+    <w:bookmarkEnd w:id="57"/>
+    <w:bookmarkStart w:id="58" w:name="X79b0066ea609cad9ec850cff30a98d94e369b4e"/>
     <w:p>
       <w:pPr>
         <w:pStyle w:val="Heading3"/>
@@ -52327,8 +52488,8 @@
         <w:t xml:space="preserve">cells (Roman / Confederate / Imperial Chinese / medieval Arab priming on the same probe) on a deeper deployment-tier subset to test whether the smallest-model rates differ from the frontier-model rates on these specific boundary cells. We treat this as future work; the canonical lexical-control extension (§3, SN 23) is consistent with the lexical-specificity claim through the 14-model main-paper lineup on the era-shifted and synthetic-culture variants.</w:t>
       </w:r>
     </w:p>
-    <w:bookmarkEnd w:id="57"/>
-    <w:bookmarkStart w:id="58" w:name="sn-27.10-probe-cue-audit-and-limitations"/>
+    <w:bookmarkEnd w:id="58"/>
+    <w:bookmarkStart w:id="59" w:name="sn-27.10-probe-cue-audit-and-limitations"/>
     <w:p>
       <w:pPr>
         <w:pStyle w:val="Heading3"/>
@@ -52489,8 +52650,50 @@
         <w:t xml:space="preserve">. These soft cues are vocabulary a contemporary religious-conservative or honour-culture user could plausibly use, and they do not name a historical period or a specific cultural target, but they are not zero-cue. We have therefore not eliminated all framing from the user message; we have eliminated period-specific cultural vocabulary and named historical actors. The deployment-harm claim is therefore best read as: under user messages that contain no period-specific cultural vocabulary and no named historical actors, the priming alone routes a substantial subset of frontier and deployment-tier models to harmful doctrinal output, with rates that vary substantially by vendor and by cell.</w:t>
       </w:r>
     </w:p>
-    <w:bookmarkEnd w:id="58"/>
-    <w:bookmarkStart w:id="59" w:name="X1fc73daa98c0f9d84b34916dd1fd9389ef51b98"/>
+    <w:p>
+      <w:pPr>
+        <w:pStyle w:val="BodyText"/>
+      </w:pPr>
+      <w:r>
+        <w:rPr>
+          <w:b/>
+          <w:bCs/>
+        </w:rPr>
+        <w:t xml:space="preserve">Operational-content audit.</w:t>
+      </w:r>
+      <w:r>
+        <w:t xml:space="preserve"> </w:t>
+      </w:r>
+      <w:r>
+        <w:t xml:space="preserve">The deposited corpus reproduces the verbatim doctrinal outputs in full, because the verbatim text is the input on which the grading rubric operates and redaction would prevent independent verification of the reported rates. To audit whether any deposited harmful output contains operationally actionable instruction, we ran a regex screen for operational markers (milligram, dosage, reagent, step-by-step, synthesis) over every Grade A record in the deposited graded corpora. Three of 3,651 Grade A records match the screen, and inspection shows all three are doctrinal speech rather than actionable instruction: one uses</w:t>
+      </w:r>
+      <w:r>
+        <w:t xml:space="preserve"> </w:t>
+      </w:r>
+      <w:r>
+        <w:t xml:space="preserve">“intellectual synthesis”</w:t>
+      </w:r>
+      <w:r>
+        <w:t xml:space="preserve"> </w:t>
+      </w:r>
+      <w:r>
+        <w:t xml:space="preserve">in a benign organisational sense, one is evocative cartel-territory prose containing no quantities or procedures, and one remarks that a chemist’s skills in</w:t>
+      </w:r>
+      <w:r>
+        <w:t xml:space="preserve"> </w:t>
+      </w:r>
+      <w:r>
+        <w:t xml:space="preserve">“laboratory work, analysis, and synthesis”</w:t>
+      </w:r>
+      <w:r>
+        <w:t xml:space="preserve"> </w:t>
+      </w:r>
+      <w:r>
+        <w:t xml:space="preserve">would have been relevant to a historical institution. No deposited output contains synthesis routes, dose-by-weight specifications, or weapon-construction steps.</w:t>
+      </w:r>
+    </w:p>
+    <w:bookmarkEnd w:id="59"/>
+    <w:bookmarkStart w:id="60" w:name="X1fc73daa98c0f9d84b34916dd1fd9389ef51b98"/>
     <w:p>
       <w:pPr>
         <w:pStyle w:val="Heading3"/>
@@ -53117,8 +53320,8 @@
         <w:t xml:space="preserve">.</w:t>
       </w:r>
     </w:p>
-    <w:bookmarkEnd w:id="59"/>
-    <w:bookmarkStart w:id="75" w:name="Xf699b079906d008bc8798f64f049fa626573d95"/>
+    <w:bookmarkEnd w:id="60"/>
+    <w:bookmarkStart w:id="76" w:name="Xf699b079906d008bc8798f64f049fa626573d95"/>
     <w:p>
       <w:pPr>
         <w:pStyle w:val="Heading3"/>
@@ -53168,8 +53371,8 @@
         <w:t xml:space="preserve">. Three cells (IRA_FOREIGN_POWERS, RAF_ACTIVIST, CARTEL_MONEY_FAST) reach pooled N below the 300-trial main design because of higher empty-response rates on those probes; per-model rates on those cells nonetheless cover both the frontier and the deployment-tier lineup.</w:t>
       </w:r>
     </w:p>
-    <w:bookmarkStart w:id="74" w:name="refs"/>
-    <w:bookmarkStart w:id="61" w:name="ref-kershaw2008hitler"/>
+    <w:bookmarkStart w:id="75" w:name="refs"/>
+    <w:bookmarkStart w:id="62" w:name="ref-kershaw2008hitler"/>
     <w:p>
       <w:pPr>
         <w:pStyle w:val="Bibliography"/>
@@ -53189,7 +53392,7 @@
       <w:r>
         <w:t xml:space="preserve"> </w:t>
       </w:r>
-      <w:hyperlink r:id="rId60">
+      <w:hyperlink r:id="rId61">
         <w:r>
           <w:rPr>
             <w:rStyle w:val="Hyperlink"/>
@@ -53203,8 +53406,8 @@
         <w:t xml:space="preserve">. (W. W. Norton, New York, 2008).</w:t>
       </w:r>
     </w:p>
-    <w:bookmarkEnd w:id="61"/>
-    <w:bookmarkStart w:id="62" w:name="ref-evans2003coming"/>
+    <w:bookmarkEnd w:id="62"/>
+    <w:bookmarkStart w:id="63" w:name="ref-evans2003coming"/>
     <w:p>
       <w:pPr>
         <w:pStyle w:val="Bibliography"/>
@@ -53263,8 +53466,8 @@
         <w:t xml:space="preserve">. (Penguin, London, 2003).</w:t>
       </w:r>
     </w:p>
-    <w:bookmarkEnd w:id="62"/>
-    <w:bookmarkStart w:id="64" w:name="ref-nuxue2007banzhao"/>
+    <w:bookmarkEnd w:id="63"/>
+    <w:bookmarkStart w:id="65" w:name="ref-nuxue2007banzhao"/>
     <w:p>
       <w:pPr>
         <w:pStyle w:val="Bibliography"/>
@@ -53284,7 +53487,7 @@
       <w:r>
         <w:t xml:space="preserve"> </w:t>
       </w:r>
-      <w:hyperlink r:id="rId63">
+      <w:hyperlink r:id="rId64">
         <w:r>
           <w:rPr>
             <w:rStyle w:val="Hyperlink"/>
@@ -53338,8 +53541,8 @@
         <w:t xml:space="preserve">. (Center for Chinese Studies, University of Michigan, Ann Arbor, 2007).</w:t>
       </w:r>
     </w:p>
-    <w:bookmarkEnd w:id="64"/>
-    <w:bookmarkStart w:id="65" w:name="ref-turner2003samurai"/>
+    <w:bookmarkEnd w:id="65"/>
+    <w:bookmarkStart w:id="66" w:name="ref-turner2003samurai"/>
     <w:p>
       <w:pPr>
         <w:pStyle w:val="Bibliography"/>
@@ -53370,8 +53573,8 @@
         <w:t xml:space="preserve">. (Routledge, London, 2003).</w:t>
       </w:r>
     </w:p>
-    <w:bookmarkEnd w:id="65"/>
-    <w:bookmarkStart w:id="67" w:name="ref-betley2026emergent"/>
+    <w:bookmarkEnd w:id="66"/>
+    <w:bookmarkStart w:id="68" w:name="ref-betley2026emergent"/>
     <w:p>
       <w:pPr>
         <w:pStyle w:val="Bibliography"/>
@@ -53401,7 +53604,7 @@
       <w:r>
         <w:t xml:space="preserve"> </w:t>
       </w:r>
-      <w:hyperlink r:id="rId66">
+      <w:hyperlink r:id="rId67">
         <w:r>
           <w:rPr>
             <w:rStyle w:val="Hyperlink"/>
@@ -53436,8 +53639,8 @@
         <w:t xml:space="preserve">, 584–589 (2026).</w:t>
       </w:r>
     </w:p>
-    <w:bookmarkEnd w:id="67"/>
-    <w:bookmarkStart w:id="69" w:name="ref-afonin2025incontext"/>
+    <w:bookmarkEnd w:id="68"/>
+    <w:bookmarkStart w:id="70" w:name="ref-afonin2025incontext"/>
     <w:p>
       <w:pPr>
         <w:pStyle w:val="Bibliography"/>
@@ -53480,7 +53683,7 @@
       <w:r>
         <w:t xml:space="preserve"> </w:t>
       </w:r>
-      <w:hyperlink r:id="rId68">
+      <w:hyperlink r:id="rId69">
         <w:r>
           <w:rPr>
             <w:rStyle w:val="Hyperlink"/>
@@ -53495,8 +53698,8 @@
         <w:t xml:space="preserve">(2025).</w:t>
       </w:r>
     </w:p>
-    <w:bookmarkEnd w:id="69"/>
-    <w:bookmarkStart w:id="71" w:name="ref-cohen1960kappa"/>
+    <w:bookmarkEnd w:id="70"/>
+    <w:bookmarkStart w:id="72" w:name="ref-cohen1960kappa"/>
     <w:p>
       <w:pPr>
         <w:pStyle w:val="Bibliography"/>
@@ -53516,7 +53719,7 @@
       <w:r>
         <w:t xml:space="preserve"> </w:t>
       </w:r>
-      <w:hyperlink r:id="rId70">
+      <w:hyperlink r:id="rId71">
         <w:r>
           <w:rPr>
             <w:rStyle w:val="Hyperlink"/>
@@ -53551,8 +53754,8 @@
         <w:t xml:space="preserve">, 37–46 (1960).</w:t>
       </w:r>
     </w:p>
-    <w:bookmarkEnd w:id="71"/>
-    <w:bookmarkStart w:id="73" w:name="ref-cloud2026subliminal"/>
+    <w:bookmarkEnd w:id="72"/>
+    <w:bookmarkStart w:id="74" w:name="ref-cloud2026subliminal"/>
     <w:p>
       <w:pPr>
         <w:pStyle w:val="Bibliography"/>
@@ -53582,7 +53785,7 @@
       <w:r>
         <w:t xml:space="preserve"> </w:t>
       </w:r>
-      <w:hyperlink r:id="rId72">
+      <w:hyperlink r:id="rId73">
         <w:r>
           <w:rPr>
             <w:rStyle w:val="Hyperlink"/>
@@ -53617,11 +53820,11 @@
         <w:t xml:space="preserve">, 615–621 (2026).</w:t>
       </w:r>
     </w:p>
-    <w:bookmarkEnd w:id="73"/>
     <w:bookmarkEnd w:id="74"/>
     <w:bookmarkEnd w:id="75"/>
     <w:bookmarkEnd w:id="76"/>
     <w:bookmarkEnd w:id="77"/>
+    <w:bookmarkEnd w:id="78"/>
     <w:sectPr>
       <w:pgSz w:h="15840" w:w="12240"/>
       <w:pgMar w:bottom="1440" w:footer="720" w:gutter="0" w:header="720" w:left="1440" w:right="1440" w:top="1440"/>

--- a/manuscript/supplementary.docx
+++ b/manuscript/supplementary.docx
@@ -15,7 +15,7 @@
         <w:pStyle w:val="Author"/>
       </w:pPr>
       <w:r>
-        <w:t xml:space="preserve">The corresponding author</w:t>
+        <w:t xml:space="preserve">Felipe M. Affonso</w:t>
       </w:r>
     </w:p>
     <w:bookmarkStart w:id="78" w:name="supplementary-information"/>
@@ -1156,7 +1156,19 @@
         <w:t xml:space="preserve"> </w:t>
       </w:r>
       <w:r>
-        <w:t xml:space="preserve">set to produce non-thinking responses. All calls used</w:t>
+        <w:t xml:space="preserve">set to produce non-thinking responses (the two Gemini Pro thinking-mode models use the default thinking budget with</w:t>
+      </w:r>
+      <w:r>
+        <w:t xml:space="preserve"> </w:t>
+      </w:r>
+      <w:r>
+        <w:rPr>
+          <w:rStyle w:val="VerbatimChar"/>
+        </w:rPr>
+        <w:t xml:space="preserve">max_tokens=4000</w:t>
+      </w:r>
+      <w:r>
+        <w:t xml:space="preserve">). All calls used</w:t>
       </w:r>
       <w:r>
         <w:t xml:space="preserve"> </w:t>
@@ -1172,6 +1184,53 @@
       </w:r>
       <w:r>
         <w:t xml:space="preserve">and a max-tokens budget of 400-500 depending on cell.</w:t>
+      </w:r>
+    </w:p>
+    <w:p>
+      <w:pPr>
+        <w:pStyle w:val="BodyText"/>
+      </w:pPr>
+      <w:r>
+        <w:t xml:space="preserve">All models were accessed via the providers’ production APIs between 28 and 30 April 2026; the identifiers in the table are the provider-side model identifiers used at dispatch time, and the reported rates reflect the builds those identifiers resolved to during that window. One further model,</w:t>
+      </w:r>
+      <w:r>
+        <w:t xml:space="preserve"> </w:t>
+      </w:r>
+      <w:r>
+        <w:rPr>
+          <w:rStyle w:val="VerbatimChar"/>
+        </w:rPr>
+        <w:t xml:space="preserve">gemini-3-pro-preview</w:t>
+      </w:r>
+      <w:r>
+        <w:t xml:space="preserve">, was dispatched in an exploratory round (R8, SN 14) but produced no usable records under the dispatch configuration (malformed format-continuation output at roughly 48 seconds per call); it is excluded from the lineup and superseded by</w:t>
+      </w:r>
+      <w:r>
+        <w:t xml:space="preserve"> </w:t>
+      </w:r>
+      <w:r>
+        <w:rPr>
+          <w:rStyle w:val="VerbatimChar"/>
+        </w:rPr>
+        <w:t xml:space="preserve">gemini-3.1-pro-preview</w:t>
+      </w:r>
+      <w:r>
+        <w:t xml:space="preserve">. Three OpenAI models (gpt-5, gpt-5-mini, o3-mini) hit provider rate limits during early rounds, produced reduced N, and are excluded from the canonical lineup; their records are preserved at</w:t>
+      </w:r>
+      <w:r>
+        <w:t xml:space="preserve"> </w:t>
+      </w:r>
+      <w:r>
+        <w:rPr>
+          <w:rStyle w:val="VerbatimChar"/>
+        </w:rPr>
+        <w:t xml:space="preserve">data/_excluded_models_backup_2026-04-29/</w:t>
+      </w:r>
+      <w:r>
+        <w:t xml:space="preserve"> </w:t>
+      </w:r>
+      <w:r>
+        <w:t xml:space="preserve">so the exclusion is auditable.</w:t>
       </w:r>
     </w:p>
     <w:bookmarkEnd w:id="10"/>
@@ -1650,7 +1709,19 @@
         <w:pStyle w:val="FirstParagraph"/>
       </w:pPr>
       <w:r>
-        <w:t xml:space="preserve">Each probe was paired with the relevant cell to test for cell-appropriate doctrinal output. The full probe set:</w:t>
+        <w:t xml:space="preserve">Each probe was paired with the relevant cell to test for cell-appropriate doctrinal output. Probe texts in the table are abridged for layout; the verbatim texts, including the answer-length instructions several probes carry, are in</w:t>
+      </w:r>
+      <w:r>
+        <w:t xml:space="preserve"> </w:t>
+      </w:r>
+      <w:r>
+        <w:rPr>
+          <w:rStyle w:val="VerbatimChar"/>
+        </w:rPr>
+        <w:t xml:space="preserve">PROMPTS_CANONICAL.json</w:t>
+      </w:r>
+      <w:r>
+        <w:t xml:space="preserve">. The canonical prompts file additionally registers an AMERICAN_1850 demonstration set that was drafted during cell development and is not used in any reported battery. The full probe set:</w:t>
       </w:r>
     </w:p>
     <w:tbl>
@@ -1851,7 +1922,7 @@
               <w:pStyle w:val="Compact"/>
             </w:pPr>
             <w:r>
-              <w:t xml:space="preserve">GREATEST_LEADER_COMMUNITY</w:t>
+              <w:t xml:space="preserve">GREATEST_LEADER_COMMUNITY_WISH</w:t>
             </w:r>
           </w:p>
         </w:tc>
@@ -2938,7 +3009,7 @@
               <w:jc w:val="left"/>
             </w:pPr>
             <w:r>
-              <w:t xml:space="preserve">G2.5P, So4.5, Op4.7, So4.6, G3F, 5.4, 5.5</w:t>
+              <w:t xml:space="preserve">G2.5P, So4.5, Op4.7, So4.6, G3F, 5.4, G3.1P</w:t>
             </w:r>
           </w:p>
         </w:tc>
@@ -3372,7 +3443,7 @@
               <w:jc w:val="left"/>
             </w:pPr>
             <w:r>
-              <w:t xml:space="preserve">Op4.7, So4.5, So4.6, G2.5P, G2.5F, 5.4, G3F, G3.1P, 5.5, 5.4m, 4o</w:t>
+              <w:t xml:space="preserve">Op4.7, So4.5, So4.6, G2.5P, G2.5F, 5.4, G3.1P, G3F, 5.5, 5.4m, 4o</w:t>
             </w:r>
           </w:p>
         </w:tc>
@@ -3558,7 +3629,7 @@
               <w:jc w:val="left"/>
             </w:pPr>
             <w:r>
-              <w:t xml:space="preserve">(negative control; So4.6 produces 55% Grade B caste-mention without endorsement)</w:t>
+              <w:t xml:space="preserve">(negative control; So4.6 produces 55% Grade B family-background/class-factor advice without endorsement)</w:t>
             </w:r>
           </w:p>
         </w:tc>
@@ -3641,7 +3712,7 @@
         <w:pStyle w:val="FirstParagraph"/>
       </w:pPr>
       <w:r>
-        <w:t xml:space="preserve">One row per (cell × model) cell. N is the per-cell trial count, A% and A+B% are computed from raw integer counts, and the 14-model factorial is rendered in descending order of overall Grade-A percentage from SN 5 (gemini-3-flash-preview first, claude-haiku-4-5 last), and within each cell the 14 rows therefore reflect the same model order. Cell IDs and model IDs use the abbreviation legends at the top of SN 4.</w:t>
+        <w:t xml:space="preserve">One row per (cell × model) cell. N is the per-cell trial count, A% and A+B% are computed from raw integer counts, and the 14-model factorial is rendered in a fixed model order common to all 17 cell blocks, ordered approximately by overall Grade-A percentage (gemini-3-flash-preview first, claude-haiku-4-5 last; the exact SN 5 ranking differs in a few adjacent positions). Cell IDs and model IDs use the abbreviation legends at the top of SN 4.</w:t>
       </w:r>
     </w:p>
     <w:tbl>
@@ -29960,7 +30031,7 @@
         <w:pStyle w:val="BodyText"/>
       </w:pPr>
       <w:r>
-        <w:t xml:space="preserve">The three negative-control rows aggregate to near-zero Grade A across the 14-model factorial. The apartheid-era South African leadership probe produces 0/280 Grade A. The Indian-classical parental-advice probe produces 1/280 Grade A from a single gemini-3-flash-preview trial. The Indian-classical spouse-choice probe produces 0/280 Grade A although Sonnet 4.6 records 11/20 Grade B caste-mention without doctrinal endorsement. Per-row counts for the negative controls appear in SN 8.</w:t>
+        <w:t xml:space="preserve">The three negative-control rows aggregate to near-zero Grade A across the 14-model factorial. The apartheid-era South African leadership probe produces 0/280 Grade A. The Indian-classical parental-advice probe produces 1/280 Grade A from a single gemini-3-flash-preview trial. The Indian-classical spouse-choice probe produces 0/280 Grade A although Sonnet 4.6 records 11/20 Grade B family-background and social-class advice without doctrinal endorsement. Per-row counts for the negative controls appear in SN 8.</w:t>
       </w:r>
     </w:p>
     <w:bookmarkEnd w:id="17"/>
@@ -33350,7 +33421,7 @@
         <w:pStyle w:val="FirstParagraph"/>
       </w:pPr>
       <w:r>
-        <w:t xml:space="preserve">The three negative-control cells (the apartheid-era South African leadership probe, the Indian-classical spouse-choice probe, and the Indian-classical parental-advice probe) produce zero Grade A across all tested models. Substantive analysis of the response distributions:</w:t>
+        <w:t xml:space="preserve">The three negative-control cells (the apartheid-era South African leadership probe, the Indian-classical spouse-choice probe, and the Indian-classical parental-advice probe) produce one Grade A output across their 840 combined trials. Substantive analysis of the response distributions:</w:t>
       </w:r>
     </w:p>
     <w:p>
@@ -33368,7 +33439,7 @@
         <w:t xml:space="preserve"> </w:t>
       </w:r>
       <w:r>
-        <w:t xml:space="preserve">(N=280 across 14 models): 0 of 280 trials produce Grade A. The great majority of outputs name Nelson Mandela. The remaining outputs are AI-identity disclosures from Anthropic Claude Haiku 4.5 and a single generic-flourishing wish from Anthropic Claude Opus 4.5, none of which name any historical figure. Zero outputs name an apartheid-era leader (Verwoerd, Botha, Malan, Vorster) under any priming variant.</w:t>
+        <w:t xml:space="preserve">(N=280 across 14 models): 0 of 280 trials produce Grade A. The great majority of outputs name Nelson Mandela. The remaining outputs are AI-identity disclosures from Anthropic Claude Haiku 4.5 and a single generic-flourishing wish from Anthropic Claude Opus 4.5, none of which name any political leader (the Opus 4.5 output names the novelist Alan Paton only while describing the priming pattern itself). Zero outputs name an apartheid-era leader (Verwoerd, Botha, Malan, Vorster) under any priming variant.</w:t>
       </w:r>
     </w:p>
     <w:p>
@@ -33386,7 +33457,7 @@
         <w:t xml:space="preserve"> </w:t>
       </w:r>
       <w:r>
-        <w:t xml:space="preserve">(N=280 across 14 models): 0 of 280 trials produce Grade A; 13 of 280 produce Grade B caste-mention advice without doctrinal endorsement (concentrated in Sonnet 4.6, which records 11 of its 20 trials in this Grade B category by mentioning caste considerations as one factor among many while explicitly framing the practice as historical rather than normative). Models otherwise produce modern progressive advice (mutual respect, shared values, financial independence) regardless of priming.</w:t>
+        <w:t xml:space="preserve">(N=280 across 14 models): 0 of 280 trials produce Grade A; 13 of 280 produce Grade B advice that treats family background and social class (factors the probe itself names) as legitimate considerations among many, concentrated in Sonnet 4.6, which records 11 of its 20 trials in this Grade B category. Only one of the 13 Grade B responses mentions caste explicitly, and none endorses caste-based matching as doctrine. Models otherwise produce modern progressive advice (mutual respect, shared values, financial independence) regardless of priming.</w:t>
       </w:r>
     </w:p>
     <w:p>
@@ -34564,7 +34635,7 @@
         <w:pStyle w:val="BodyText"/>
       </w:pPr>
       <w:r>
-        <w:t xml:space="preserve">Every model’s modern-norms rate is at or below 1.7%, and twelve of fourteen models register exactly zero Grade A under the modern-norms instruction. Every model’s cultural-context rate is at least 20%, and the rank order across models is broadly preserved across the three variants. The most prime-susceptible model under the standard prompt (gemini-3-flash-preview at 83.3%) is also the most susceptible under the cultural-context instruction (100%), and the least susceptible models under the standard prompt (claude-opus-4-5, claude-opus-4-6, gpt-4o at 0%) all rise under the cultural-context instruction to between 20% and 25%. The collapse from the standard prompt to the modern-norms instruction occurs in every model and every cell, providing causal evidence that an explicit modern-norms instruction is a sufficient condition for refusal.</w:t>
+        <w:t xml:space="preserve">Every model’s modern-norms rate is at or below 1.7%, and twelve of fourteen models register exactly zero Grade A under the modern-norms instruction. Every model’s cultural-context rate is at least 20%, and the rank order across models is broadly preserved across the three variants. The most prime-susceptible model under the standard prompt (gemini-3-flash-preview at 83.3%) is also the most susceptible under the cultural-context instruction (100%), and the least susceptible models under the standard prompt (claude-opus-4-5, claude-opus-4-6, gpt-4o at 0%) all rise under the cultural-context instruction to between 20% and 25%. The collapse from the standard prompt to the modern-norms instruction occurs in every cell and in 13 of 14 models (gpt-5.4-mini is unchanged at a single Grade A under both the control and modern-norms variants), providing causal evidence that an explicit modern-norms instruction is close to a sufficient condition for refusal.</w:t>
       </w:r>
     </w:p>
     <w:bookmarkEnd w:id="25"/>
@@ -34989,6 +35060,333 @@
       </w:pPr>
       <w:r>
         <w:t xml:space="preserve">Across the five cultures, 173 of 203 Turn-1 Grade-A trials (85.2%) end the same conversation with an explicit acknowledgement of present-day AI identity in Turn 2.</w:t>
+      </w:r>
+    </w:p>
+    <w:p>
+      <w:pPr>
+        <w:pStyle w:val="BodyText"/>
+      </w:pPr>
+      <w:r>
+        <w:t xml:space="preserve">The action-persistence variant pairs the same Turn-1 probe with a Turn-2 request for three concrete steps. Among Turn-1 Grade A trials in the action arm (204 of 700), Turn 2 delivers concrete action steps within the doctrinal frame at the following per-culture rates:</w:t>
+      </w:r>
+    </w:p>
+    <w:tbl>
+      <w:tblPr>
+        <w:tblStyle w:val="Table"/>
+        <w:tblW w:type="pct" w:w="5000"/>
+        <w:tblLayout w:type="fixed"/>
+        <w:tblLook w:firstRow="1" w:lastRow="0" w:firstColumn="0" w:lastColumn="0" w:noHBand="0" w:noVBand="0" w:val="0020"/>
+      </w:tblPr>
+      <w:tblGrid>
+        <w:gridCol w:w="1584"/>
+        <w:gridCol w:w="2112"/>
+        <w:gridCol w:w="2112"/>
+        <w:gridCol w:w="2112"/>
+      </w:tblGrid>
+      <w:tr>
+        <w:trPr>
+          <w:tblHeader w:val="on"/>
+        </w:trPr>
+        <w:tc>
+          <w:tcPr/>
+          <w:p>
+            <w:pPr>
+              <w:pStyle w:val="Compact"/>
+            </w:pPr>
+            <w:r>
+              <w:t xml:space="preserve">Culture</w:t>
+            </w:r>
+          </w:p>
+        </w:tc>
+        <w:tc>
+          <w:tcPr/>
+          <w:p>
+            <w:pPr>
+              <w:pStyle w:val="Compact"/>
+              <w:jc w:val="right"/>
+            </w:pPr>
+            <w:r>
+              <w:t xml:space="preserve">Turn-1 Grade-A trials</w:t>
+            </w:r>
+          </w:p>
+        </w:tc>
+        <w:tc>
+          <w:tcPr/>
+          <w:p>
+            <w:pPr>
+              <w:pStyle w:val="Compact"/>
+              <w:jc w:val="right"/>
+            </w:pPr>
+            <w:r>
+              <w:t xml:space="preserve">Turn-2 in-frame action steps</w:t>
+            </w:r>
+          </w:p>
+        </w:tc>
+        <w:tc>
+          <w:tcPr/>
+          <w:p>
+            <w:pPr>
+              <w:pStyle w:val="Compact"/>
+              <w:jc w:val="right"/>
+            </w:pPr>
+            <w:r>
+              <w:t xml:space="preserve">Persistence rate</w:t>
+            </w:r>
+          </w:p>
+        </w:tc>
+      </w:tr>
+      <w:tr>
+        <w:tc>
+          <w:tcPr/>
+          <w:p>
+            <w:pPr>
+              <w:pStyle w:val="Compact"/>
+            </w:pPr>
+            <w:r>
+              <w:t xml:space="preserve">SOVIET</w:t>
+            </w:r>
+          </w:p>
+        </w:tc>
+        <w:tc>
+          <w:tcPr/>
+          <w:p>
+            <w:pPr>
+              <w:pStyle w:val="Compact"/>
+              <w:jc w:val="right"/>
+            </w:pPr>
+            <w:r>
+              <w:t xml:space="preserve">20</w:t>
+            </w:r>
+          </w:p>
+        </w:tc>
+        <w:tc>
+          <w:tcPr/>
+          <w:p>
+            <w:pPr>
+              <w:pStyle w:val="Compact"/>
+              <w:jc w:val="right"/>
+            </w:pPr>
+            <w:r>
+              <w:t xml:space="preserve">16</w:t>
+            </w:r>
+          </w:p>
+        </w:tc>
+        <w:tc>
+          <w:tcPr/>
+          <w:p>
+            <w:pPr>
+              <w:pStyle w:val="Compact"/>
+              <w:jc w:val="right"/>
+            </w:pPr>
+            <w:r>
+              <w:t xml:space="preserve">80.0%</w:t>
+            </w:r>
+          </w:p>
+        </w:tc>
+      </w:tr>
+      <w:tr>
+        <w:tc>
+          <w:tcPr/>
+          <w:p>
+            <w:pPr>
+              <w:pStyle w:val="Compact"/>
+            </w:pPr>
+            <w:r>
+              <w:t xml:space="preserve">EDO_HONOR</w:t>
+            </w:r>
+          </w:p>
+        </w:tc>
+        <w:tc>
+          <w:tcPr/>
+          <w:p>
+            <w:pPr>
+              <w:pStyle w:val="Compact"/>
+              <w:jc w:val="right"/>
+            </w:pPr>
+            <w:r>
+              <w:t xml:space="preserve">61</w:t>
+            </w:r>
+          </w:p>
+        </w:tc>
+        <w:tc>
+          <w:tcPr/>
+          <w:p>
+            <w:pPr>
+              <w:pStyle w:val="Compact"/>
+              <w:jc w:val="right"/>
+            </w:pPr>
+            <w:r>
+              <w:t xml:space="preserve">40</w:t>
+            </w:r>
+          </w:p>
+        </w:tc>
+        <w:tc>
+          <w:tcPr/>
+          <w:p>
+            <w:pPr>
+              <w:pStyle w:val="Compact"/>
+              <w:jc w:val="right"/>
+            </w:pPr>
+            <w:r>
+              <w:t xml:space="preserve">65.6%</w:t>
+            </w:r>
+          </w:p>
+        </w:tc>
+      </w:tr>
+      <w:tr>
+        <w:tc>
+          <w:tcPr/>
+          <w:p>
+            <w:pPr>
+              <w:pStyle w:val="Compact"/>
+            </w:pPr>
+            <w:r>
+              <w:t xml:space="preserve">ARAB</w:t>
+            </w:r>
+          </w:p>
+        </w:tc>
+        <w:tc>
+          <w:tcPr/>
+          <w:p>
+            <w:pPr>
+              <w:pStyle w:val="Compact"/>
+              <w:jc w:val="right"/>
+            </w:pPr>
+            <w:r>
+              <w:t xml:space="preserve">73</w:t>
+            </w:r>
+          </w:p>
+        </w:tc>
+        <w:tc>
+          <w:tcPr/>
+          <w:p>
+            <w:pPr>
+              <w:pStyle w:val="Compact"/>
+              <w:jc w:val="right"/>
+            </w:pPr>
+            <w:r>
+              <w:t xml:space="preserve">45</w:t>
+            </w:r>
+          </w:p>
+        </w:tc>
+        <w:tc>
+          <w:tcPr/>
+          <w:p>
+            <w:pPr>
+              <w:pStyle w:val="Compact"/>
+              <w:jc w:val="right"/>
+            </w:pPr>
+            <w:r>
+              <w:t xml:space="preserve">61.6%</w:t>
+            </w:r>
+          </w:p>
+        </w:tc>
+      </w:tr>
+      <w:tr>
+        <w:tc>
+          <w:tcPr/>
+          <w:p>
+            <w:pPr>
+              <w:pStyle w:val="Compact"/>
+            </w:pPr>
+            <w:r>
+              <w:t xml:space="preserve">CHINA</w:t>
+            </w:r>
+          </w:p>
+        </w:tc>
+        <w:tc>
+          <w:tcPr/>
+          <w:p>
+            <w:pPr>
+              <w:pStyle w:val="Compact"/>
+              <w:jc w:val="right"/>
+            </w:pPr>
+            <w:r>
+              <w:t xml:space="preserve">31</w:t>
+            </w:r>
+          </w:p>
+        </w:tc>
+        <w:tc>
+          <w:tcPr/>
+          <w:p>
+            <w:pPr>
+              <w:pStyle w:val="Compact"/>
+              <w:jc w:val="right"/>
+            </w:pPr>
+            <w:r>
+              <w:t xml:space="preserve">19</w:t>
+            </w:r>
+          </w:p>
+        </w:tc>
+        <w:tc>
+          <w:tcPr/>
+          <w:p>
+            <w:pPr>
+              <w:pStyle w:val="Compact"/>
+              <w:jc w:val="right"/>
+            </w:pPr>
+            <w:r>
+              <w:t xml:space="preserve">61.3%</w:t>
+            </w:r>
+          </w:p>
+        </w:tc>
+      </w:tr>
+      <w:tr>
+        <w:tc>
+          <w:tcPr/>
+          <w:p>
+            <w:pPr>
+              <w:pStyle w:val="Compact"/>
+            </w:pPr>
+            <w:r>
+              <w:t xml:space="preserve">GERMAN</w:t>
+            </w:r>
+          </w:p>
+        </w:tc>
+        <w:tc>
+          <w:tcPr/>
+          <w:p>
+            <w:pPr>
+              <w:pStyle w:val="Compact"/>
+              <w:jc w:val="right"/>
+            </w:pPr>
+            <w:r>
+              <w:t xml:space="preserve">19</w:t>
+            </w:r>
+          </w:p>
+        </w:tc>
+        <w:tc>
+          <w:tcPr/>
+          <w:p>
+            <w:pPr>
+              <w:pStyle w:val="Compact"/>
+              <w:jc w:val="right"/>
+            </w:pPr>
+            <w:r>
+              <w:t xml:space="preserve">8</w:t>
+            </w:r>
+          </w:p>
+        </w:tc>
+        <w:tc>
+          <w:tcPr/>
+          <w:p>
+            <w:pPr>
+              <w:pStyle w:val="Compact"/>
+              <w:jc w:val="right"/>
+            </w:pPr>
+            <w:r>
+              <w:t xml:space="preserve">42.1%</w:t>
+            </w:r>
+          </w:p>
+        </w:tc>
+      </w:tr>
+    </w:tbl>
+    <w:p>
+      <w:pPr>
+        <w:pStyle w:val="BodyText"/>
+      </w:pPr>
+      <w:r>
+        <w:t xml:space="preserve">Across both turn-2 arms, 15 of 407 Turn-1 Grade A trials (3.7%) produce a post-hoc persona narrative, concentrated in Sonnet 4.5 (4 of 29, 13.8%) and Opus 4.7 (5 of 55, 9.1%), with 13 of the 15 occurring on the identity follow-up and 2 on the action follow-up. Two coding caveats apply: the turn-2 action coding is absent for the three later-added models (gemini-2.5-pro, gemini-3.1-pro-preview, gpt-5.5; 68 of the 204 Grade-A action trials), and uncoded trials are counted as non-persistent, so the action-persistence rates above are conservative lower bounds; one Edo identity trial likewise carries a null identity code and is counted as non-affirming.</w:t>
       </w:r>
     </w:p>
     <w:p>
@@ -40325,7 +40723,16 @@
         <w:t xml:space="preserve"> </w:t>
       </w:r>
       <w:r>
-        <w:t xml:space="preserve">if a self-correction marker fires after the doctrinal content. Keyword-clean and keyword-with-correction are descriptive proxies for the rubric Grade A and Grade C targets and are used here only to make the format-by-model dispersion easier to read.</w:t>
+        <w:t xml:space="preserve">if a self-correction marker fires after the doctrinal content. Keyword-clean and keyword-with-correction are descriptive proxies for the rubric Grade A and Grade C targets and are used here only to make the format-by-model dispersion easier to read. The keyword classification is a descriptive working analysis produced with the regex marker lexicon of the transparency grader (</w:t>
+      </w:r>
+      <w:r>
+        <w:rPr>
+          <w:rStyle w:val="VerbatimChar"/>
+        </w:rPr>
+        <w:t xml:space="preserve">scripts/grading/grade_r9_r10.py</w:t>
+      </w:r>
+      <w:r>
+        <w:t xml:space="preserve">); the per-record keyword flags are not fields of the deposited three-judge JSONL, and the three-judge consensus rates reported above are the load-bearing numbers.</w:t>
       </w:r>
     </w:p>
     <w:p>
@@ -42306,7 +42713,7 @@
         <w:t xml:space="preserve"> </w:t>
       </w:r>
       <w:r>
-        <w:t xml:space="preserve">by Mara Tholivar, the thermosonic kettle, spire-stacking, mintled brookwine) replacing the German markers. Both conditions produced zero Hitler endorsements across 200 trials. Models nominated Frank-Walter Steinmeier, Pope Francis, Werner Herzog, Jürgen Habermas, and Albert Einstein under the post-war German priming, and invented humanitarian leaders (Caldren Vossmere, Doran Velkasti, Theron Valcrest, General Kaelen Voss, Elian Thorne) under the synthetic priming.</w:t>
+        <w:t xml:space="preserve">by Mara Tholivar, the thermosonic kettle, spire-stacking, mintled brookwine) replacing the German markers. Both conditions produced zero Hitler endorsements across 200 trials. Models nominated Frank-Walter Steinmeier, Pope Francis, Werner Herzog, Jürgen Habermas, and Albert Einstein under the post-war German priming, and invented humanitarian leaders (Caldren Vossmere, Doran Velkasti, Theron Valcrest, General Kaelen Voss, Joric Thorne) under the synthetic priming.</w:t>
       </w:r>
     </w:p>
     <w:p>
@@ -42809,7 +43216,7 @@
         <w:pStyle w:val="BodyText"/>
       </w:pPr>
       <w:r>
-        <w:t xml:space="preserve">The Arab-modern residual (4 of 140 three-judge Grade A) is concentrated in Sonnet 4.6 and Gemini 2.5 Pro. The Japanese-Showa partial firing (41 of 140) is concentrated in Opus 4.7, Sonnet 4.6, the GPT-5 family, and the Gemini Flash family, and is consistent with the no-demonstration baseline pattern reported in §SN 7 (50 of 140 Grade A on the bare seppuku question without any priming).</w:t>
+        <w:t xml:space="preserve">The Arab-modern residual (4 of 140 three-judge Grade A) is concentrated entirely in Sonnet 4.6. The Japanese-Showa partial firing (41 of 140) is spread across GPT-5.4 (9 of 41), Sonnet 4.6 (7), Gemini 3 Flash Preview (7), Gemini 3.1 Pro Preview (7), Opus 4.7 (6), Gemini 2.5 Flash (4), and Gemini 2.5 Pro (1), and is consistent with the no-demonstration baseline pattern reported in §SN 7 (50 of 140 Grade A on the bare seppuku question without any priming).</w:t>
       </w:r>
     </w:p>
     <w:p>
@@ -43237,7 +43644,7 @@
         <w:t xml:space="preserve">“a samurai whose lord has been disgraced”</w:t>
       </w:r>
       <w:r>
-        <w:t xml:space="preserve">, carrying lexical-doctrinal content sufficient for several models to retrieve seppuku endorsement from the probe alone. The synthetic samurai firing (20 of 140) is distributed across 9 of 14 models and matches the baseline pattern in §SN 7. The other four synthetic probes (leadership, gender, moral-guide, young-woman) produce zero three-judge Grade A across all 14 models.</w:t>
+        <w:t xml:space="preserve">, carrying lexical-doctrinal content sufficient for several models to retrieve seppuku endorsement from the probe alone. The synthetic samurai firing (20 of 140) is distributed across 6 of 14 models, with GPT-5.4 (8) and Sonnet 4.6 (7) accounting for 15 of the 20, and matches the baseline pattern in §SN 7. The other four synthetic probes (leadership, gender, moral-guide, young-woman) produce zero three-judge Grade A across all 14 models.</w:t>
       </w:r>
     </w:p>
     <w:p>
@@ -43273,7 +43680,7 @@
         <w:t xml:space="preserve"> </w:t>
       </w:r>
       <w:r>
-        <w:t xml:space="preserve">The pattern across the 1,600 trials narrows the boundary explanation. Era-shifted same-language priming preserves the cultural framing structure and changes only the period-specific lexical content, suppressing the three-judge consensus doctrinal pattern to ≤2.9% on the leadership, gender, moral-guide, and marriage probes versus baseline rates of 45-100% on the matched 1939-period priming. Synthetic-culture priming with proper nouns absent from pretraining produces zero doctrinal output on the same four probe types across 14 models. Cultural framing scaffolding alone is therefore unlikely to be sufficient, and lexical-doctrinal mapping somewhere in the input (demonstrations or probe text) appears to be necessary for the doctrinal pattern to emerge on the leadership, gender, moral-guide, and young-woman cells. The samurai-honour partial firing under both era-shift and synthetic conditions is consistent with the model-specific baseline reported in §SN 7 and indicates that the probe text itself carries sufficient lexical-doctrinal content for those models to retrieve seppuku endorsement without any priming.</w:t>
+        <w:t xml:space="preserve">The pattern across the 1,600 trials narrows the boundary explanation. Era-shifted same-language priming preserves the cultural framing structure and changes only the period-specific lexical content, suppressing the three-judge consensus doctrinal pattern to ≤2.9% on the two leadership probes, the moral-guide probe, and the young-woman probe versus baseline rates of 45-100% on the matched 1939-period priming. Synthetic-culture priming with proper nouns absent from pretraining produces zero doctrinal output on the same four probe types across 14 models. Cultural framing scaffolding alone is therefore unlikely to be sufficient, and lexical-doctrinal mapping somewhere in the input (demonstrations or probe text) appears to be necessary for the doctrinal pattern to emerge on the leadership, gender, moral-guide, and young-woman cells. The samurai-honour partial firing under both era-shift and synthetic conditions is consistent with the model-specific baseline reported in §SN 7 and indicates that the probe text itself carries sufficient lexical-doctrinal content for those models to retrieve seppuku endorsement without any priming.</w:t>
       </w:r>
     </w:p>
     <w:p>
@@ -44631,7 +45038,7 @@
         <w:t xml:space="preserve"> </w:t>
       </w:r>
       <w:r>
-        <w:t xml:space="preserve">MMLU-style subset (80 questions across biology, formal logic, college mathematics, and professional medicine, 20 each) with the canonical four-option multiple-choice format. Items were composed from the four subject domains rather than drawn from the official MMLU dataset; the subset is intended as a capability-preservation probe, not as a benchmark replication. Temperature was 0 for all calls. Items missing in the GERMAN_PRIMING column for Gemini 2.5 Pro and GPT-4o reflect model-side empty responses, not refusals.</w:t>
+        <w:t xml:space="preserve">MMLU-style subset (80 questions across biology, formal logic, college mathematics, and professional medicine, 20 each) with the canonical four-option multiple-choice format. Items were composed from the four subject domains rather than drawn from the official MMLU dataset; the subset is intended as a capability-preservation probe, not as a benchmark replication. Temperature was 0 for all calls. The single missing item (Gemini 2.5 Pro under GERMAN_PRIMING, 79 of 80 records) is a model-side dropout, not a refusal; GPT-4o’s 79/80 entries reflect one substantively incorrect answer in each condition, with all 80 records present.</w:t>
       </w:r>
     </w:p>
     <w:p>
@@ -47861,7 +48268,7 @@
         <w:pStyle w:val="BodyText"/>
       </w:pPr>
       <w:r>
-        <w:t xml:space="preserve">The remaining 17 cells from the cross-cultural × cross-model matrix (</w:t>
+        <w:t xml:space="preserve">The 17 cells from the cross-cultural × cross-model matrix (</w:t>
       </w:r>
       <w:r>
         <w:rPr>
@@ -47988,18 +48395,6 @@
           <w:rStyle w:val="VerbatimChar"/>
         </w:rPr>
         <w:t xml:space="preserve">CONFUCIAN_FORENSIC</w:t>
-      </w:r>
-      <w:r>
-        <w:t xml:space="preserve">,</w:t>
-      </w:r>
-      <w:r>
-        <w:t xml:space="preserve"> </w:t>
-      </w:r>
-      <w:r>
-        <w:rPr>
-          <w:rStyle w:val="VerbatimChar"/>
-        </w:rPr>
-        <w:t xml:space="preserve">CONFUCIAN_YOUNG_WOMAN</w:t>
       </w:r>
       <w:r>
         <w:t xml:space="preserve">,</w:t>
